--- a/Supplementary Appendix S2_.docx
+++ b/Supplementary Appendix S2_.docx
@@ -643,35 +643,7 @@
           <w:szCs w:val="24"/>
           <w14:ligatures w14:val="none"/>
         </w:rPr>
-        <w:t xml:space="preserve">00, 5000, 7000, 9000, 11000, 13000, 15000, 17000 and 19000 individuals over </w:t>
-      </w:r>
-      <w:proofErr w:type="gramStart"/>
-      <w:r>
-        <w:rPr>
-          <w:rFonts w:ascii="Times New Roman" w:eastAsia="SimSun" w:hAnsi="Times New Roman" w:cs="Times New Roman"/>
-          <w:i w:val="0"/>
-          <w:iCs w:val="0"/>
-          <w:color w:val="auto"/>
-          <w:kern w:val="0"/>
-          <w:sz w:val="24"/>
-          <w:szCs w:val="24"/>
-          <w14:ligatures w14:val="none"/>
-        </w:rPr>
-        <w:t>1800 time</w:t>
-      </w:r>
-      <w:proofErr w:type="gramEnd"/>
-      <w:r>
-        <w:rPr>
-          <w:rFonts w:ascii="Times New Roman" w:eastAsia="SimSun" w:hAnsi="Times New Roman" w:cs="Times New Roman"/>
-          <w:i w:val="0"/>
-          <w:iCs w:val="0"/>
-          <w:color w:val="auto"/>
-          <w:kern w:val="0"/>
-          <w:sz w:val="24"/>
-          <w:szCs w:val="24"/>
-          <w14:ligatures w14:val="none"/>
-        </w:rPr>
-        <w:t xml:space="preserve"> steps.</w:t>
+        <w:t>00, 5000, 7000, 9000, 11000, 13000, 15000, 17000 and 19000 individuals over 1800 time steps.</w:t>
       </w:r>
       <w:r>
         <w:rPr>
@@ -818,7 +790,6 @@
         </w:rPr>
         <w:t xml:space="preserve">over the first </w:t>
       </w:r>
-      <w:proofErr w:type="gramStart"/>
       <w:r>
         <w:rPr>
           <w:rFonts w:ascii="Times New Roman" w:eastAsiaTheme="minorEastAsia" w:hAnsi="Times New Roman" w:cs="Times New Roman"/>
@@ -852,7 +823,6 @@
         </w:rPr>
         <w:t>time</w:t>
       </w:r>
-      <w:proofErr w:type="gramEnd"/>
       <w:r>
         <w:rPr>
           <w:rFonts w:ascii="Times New Roman" w:eastAsiaTheme="minorEastAsia" w:hAnsi="Times New Roman" w:cs="Times New Roman"/>
@@ -994,42 +964,18 @@
           <w:sz w:val="24"/>
           <w:szCs w:val="24"/>
         </w:rPr>
-        <w:t xml:space="preserve">Community snapshots for the last </w:t>
-      </w:r>
-      <w:proofErr w:type="gramStart"/>
-      <w:r>
-        <w:rPr>
-          <w:rFonts w:ascii="Times New Roman" w:hAnsi="Times New Roman" w:cs="Times New Roman"/>
-          <w:i w:val="0"/>
-          <w:iCs w:val="0"/>
-          <w:color w:val="auto"/>
-          <w:sz w:val="24"/>
-          <w:szCs w:val="24"/>
-        </w:rPr>
-        <w:t xml:space="preserve">1000 </w:t>
-      </w:r>
-      <w:r>
-        <w:rPr>
-          <w:rFonts w:ascii="Times New Roman" w:hAnsi="Times New Roman" w:cs="Times New Roman"/>
-          <w:i w:val="0"/>
-          <w:iCs w:val="0"/>
-          <w:color w:val="auto"/>
-          <w:sz w:val="24"/>
-          <w:szCs w:val="24"/>
-        </w:rPr>
-        <w:t>time</w:t>
-      </w:r>
-      <w:proofErr w:type="gramEnd"/>
-      <w:r>
-        <w:rPr>
-          <w:rFonts w:ascii="Times New Roman" w:hAnsi="Times New Roman" w:cs="Times New Roman"/>
-          <w:i w:val="0"/>
-          <w:iCs w:val="0"/>
-          <w:color w:val="auto"/>
-          <w:sz w:val="24"/>
-          <w:szCs w:val="24"/>
-        </w:rPr>
-        <w:t xml:space="preserve"> </w:t>
+        <w:t xml:space="preserve">Community snapshots for the last 1000 </w:t>
+      </w:r>
+      <w:r>
+        <w:rPr>
+          <w:rFonts w:ascii="Times New Roman" w:hAnsi="Times New Roman" w:cs="Times New Roman"/>
+          <w:i w:val="0"/>
+          <w:iCs w:val="0"/>
+          <w:color w:val="auto"/>
+          <w:sz w:val="24"/>
+          <w:szCs w:val="24"/>
+        </w:rPr>
+        <w:t xml:space="preserve">time </w:t>
       </w:r>
       <w:r>
         <w:rPr>
@@ -1426,29 +1372,7 @@
           <w:szCs w:val="24"/>
           <w14:ligatures w14:val="none"/>
         </w:rPr>
-        <w:t xml:space="preserve"> </w:t>
-      </w:r>
-      <w:proofErr w:type="gramStart"/>
-      <w:r>
-        <w:rPr>
-          <w:rFonts w:ascii="Times New Roman" w:eastAsia="SimSun" w:hAnsi="Times New Roman" w:cs="Times New Roman"/>
-          <w:kern w:val="0"/>
-          <w:sz w:val="24"/>
-          <w:szCs w:val="24"/>
-          <w14:ligatures w14:val="none"/>
-        </w:rPr>
-        <w:t>1800 time</w:t>
-      </w:r>
-      <w:proofErr w:type="gramEnd"/>
-      <w:r>
-        <w:rPr>
-          <w:rFonts w:ascii="Times New Roman" w:eastAsia="SimSun" w:hAnsi="Times New Roman" w:cs="Times New Roman"/>
-          <w:kern w:val="0"/>
-          <w:sz w:val="24"/>
-          <w:szCs w:val="24"/>
-          <w14:ligatures w14:val="none"/>
-        </w:rPr>
-        <w:t xml:space="preserve"> steps</w:t>
+        <w:t xml:space="preserve"> 1800 time steps</w:t>
       </w:r>
       <w:r>
         <w:rPr>
@@ -2152,17 +2076,14 @@
       </w:pPr>
       <w:r>
         <w:rPr>
-          <w:rFonts w:ascii="Times New Roman" w:hAnsi="Times New Roman" w:cs="Times New Roman"/>
           <w:noProof/>
-          <w:sz w:val="24"/>
-          <w:szCs w:val="24"/>
         </w:rPr>
         <w:lastRenderedPageBreak/>
         <w:drawing>
-          <wp:inline distT="0" distB="0" distL="0" distR="0" wp14:anchorId="4BF8BBB1" wp14:editId="52EA7AE9">
-            <wp:extent cx="5731510" cy="3061335"/>
-            <wp:effectExtent l="0" t="0" r="2540" b="5715"/>
-            <wp:docPr id="93494457" name="Picture 93494457" descr="A screenshot of a graph&#10;&#10;Description automatically generated"/>
+          <wp:inline distT="0" distB="0" distL="0" distR="0" wp14:anchorId="5781D7BE" wp14:editId="7AEE0C02">
+            <wp:extent cx="5731510" cy="2865755"/>
+            <wp:effectExtent l="0" t="0" r="2540" b="0"/>
+            <wp:docPr id="2018991238" name="Picture 1"/>
             <wp:cNvGraphicFramePr>
               <a:graphicFrameLocks xmlns:a="http://schemas.openxmlformats.org/drawingml/2006/main" noChangeAspect="1"/>
             </wp:cNvGraphicFramePr>
@@ -2170,13 +2091,13 @@
               <a:graphicData uri="http://schemas.openxmlformats.org/drawingml/2006/picture">
                 <pic:pic xmlns:pic="http://schemas.openxmlformats.org/drawingml/2006/picture">
                   <pic:nvPicPr>
-                    <pic:cNvPr id="93494457" name="Picture 1" descr="A screenshot of a graph&#10;&#10;Description automatically generated"/>
+                    <pic:cNvPr id="0" name="Picture 1"/>
                     <pic:cNvPicPr>
                       <a:picLocks noChangeAspect="1" noChangeArrowheads="1"/>
                     </pic:cNvPicPr>
                   </pic:nvPicPr>
                   <pic:blipFill>
-                    <a:blip r:embed="rId7">
+                    <a:blip r:embed="rId7" cstate="print">
                       <a:extLst>
                         <a:ext uri="{28A0092B-C50C-407E-A947-70E740481C1C}">
                           <a14:useLocalDpi xmlns:a14="http://schemas.microsoft.com/office/drawing/2010/main" val="0"/>
@@ -2191,7 +2112,7 @@
                   <pic:spPr bwMode="auto">
                     <a:xfrm>
                       <a:off x="0" y="0"/>
-                      <a:ext cx="5731510" cy="3061335"/>
+                      <a:ext cx="5731510" cy="2865755"/>
                     </a:xfrm>
                     <a:prstGeom prst="rect">
                       <a:avLst/>
@@ -2210,19 +2131,6 @@
     </w:p>
     <w:p>
       <w:pPr>
-        <w:keepNext/>
-        <w:spacing w:line="480" w:lineRule="auto"/>
-        <w:rPr>
-          <w:rFonts w:ascii="Times New Roman" w:eastAsia="SimSun" w:hAnsi="Times New Roman" w:cs="Times New Roman"/>
-          <w:kern w:val="0"/>
-          <w:sz w:val="24"/>
-          <w:szCs w:val="24"/>
-          <w14:ligatures w14:val="none"/>
-        </w:rPr>
-      </w:pPr>
-    </w:p>
-    <w:p>
-      <w:pPr>
         <w:spacing w:after="200" w:line="480" w:lineRule="auto"/>
         <w:jc w:val="both"/>
         <w:rPr>
@@ -2527,29 +2435,7 @@
           <w:szCs w:val="24"/>
           <w14:ligatures w14:val="none"/>
         </w:rPr>
-        <w:t xml:space="preserve">Simulations were conducted for community size of 10000 individuals over </w:t>
-      </w:r>
-      <w:proofErr w:type="gramStart"/>
-      <w:r>
-        <w:rPr>
-          <w:rFonts w:ascii="Times New Roman" w:eastAsia="SimSun" w:hAnsi="Times New Roman" w:cs="Times New Roman"/>
-          <w:kern w:val="0"/>
-          <w:sz w:val="24"/>
-          <w:szCs w:val="24"/>
-          <w14:ligatures w14:val="none"/>
-        </w:rPr>
-        <w:t>1800 time</w:t>
-      </w:r>
-      <w:proofErr w:type="gramEnd"/>
-      <w:r>
-        <w:rPr>
-          <w:rFonts w:ascii="Times New Roman" w:eastAsia="SimSun" w:hAnsi="Times New Roman" w:cs="Times New Roman"/>
-          <w:kern w:val="0"/>
-          <w:sz w:val="24"/>
-          <w:szCs w:val="24"/>
-          <w14:ligatures w14:val="none"/>
-        </w:rPr>
-        <w:t xml:space="preserve"> steps using the combinations of </w:t>
+        <w:t xml:space="preserve">Simulations were conducted for community size of 10000 individuals over 1800 time steps using the combinations of </w:t>
       </w:r>
       <m:oMath>
         <m:sSub>
@@ -2715,17 +2601,14 @@
       </w:pPr>
       <w:r>
         <w:rPr>
-          <w:rFonts w:ascii="Times New Roman" w:hAnsi="Times New Roman" w:cs="Times New Roman"/>
           <w:noProof/>
-          <w:sz w:val="24"/>
-          <w:szCs w:val="24"/>
         </w:rPr>
         <w:lastRenderedPageBreak/>
         <w:drawing>
-          <wp:inline distT="0" distB="0" distL="0" distR="0" wp14:anchorId="597FFD61" wp14:editId="38A6BC4F">
-            <wp:extent cx="5731510" cy="6189345"/>
-            <wp:effectExtent l="0" t="0" r="2540" b="1905"/>
-            <wp:docPr id="1098272999" name="Picture 1098272999"/>
+          <wp:inline distT="0" distB="0" distL="0" distR="0" wp14:anchorId="7D1D1D16" wp14:editId="38DC6A7D">
+            <wp:extent cx="5731510" cy="5731510"/>
+            <wp:effectExtent l="0" t="0" r="2540" b="2540"/>
+            <wp:docPr id="470363347" name="Picture 2"/>
             <wp:cNvGraphicFramePr>
               <a:graphicFrameLocks xmlns:a="http://schemas.openxmlformats.org/drawingml/2006/main" noChangeAspect="1"/>
             </wp:cNvGraphicFramePr>
@@ -2733,13 +2616,13 @@
               <a:graphicData uri="http://schemas.openxmlformats.org/drawingml/2006/picture">
                 <pic:pic xmlns:pic="http://schemas.openxmlformats.org/drawingml/2006/picture">
                   <pic:nvPicPr>
-                    <pic:cNvPr id="0" name="Picture 10"/>
+                    <pic:cNvPr id="0" name="Picture 3"/>
                     <pic:cNvPicPr>
                       <a:picLocks noChangeAspect="1" noChangeArrowheads="1"/>
                     </pic:cNvPicPr>
                   </pic:nvPicPr>
                   <pic:blipFill>
-                    <a:blip r:embed="rId8">
+                    <a:blip r:embed="rId8" cstate="print">
                       <a:extLst>
                         <a:ext uri="{28A0092B-C50C-407E-A947-70E740481C1C}">
                           <a14:useLocalDpi xmlns:a14="http://schemas.microsoft.com/office/drawing/2010/main" val="0"/>
@@ -2754,7 +2637,7 @@
                   <pic:spPr bwMode="auto">
                     <a:xfrm>
                       <a:off x="0" y="0"/>
-                      <a:ext cx="5731510" cy="6189345"/>
+                      <a:ext cx="5731510" cy="5731510"/>
                     </a:xfrm>
                     <a:prstGeom prst="rect">
                       <a:avLst/>
@@ -3180,29 +3063,7 @@
           <w14:ligatures w14:val="none"/>
         </w:rPr>
         <w:lastRenderedPageBreak/>
-        <w:t xml:space="preserve">community size of 10000 individuals over </w:t>
-      </w:r>
-      <w:proofErr w:type="gramStart"/>
-      <w:r>
-        <w:rPr>
-          <w:rFonts w:ascii="Times New Roman" w:eastAsia="SimSun" w:hAnsi="Times New Roman" w:cs="Times New Roman"/>
-          <w:kern w:val="0"/>
-          <w:sz w:val="24"/>
-          <w:szCs w:val="24"/>
-          <w14:ligatures w14:val="none"/>
-        </w:rPr>
-        <w:t>1800 time</w:t>
-      </w:r>
-      <w:proofErr w:type="gramEnd"/>
-      <w:r>
-        <w:rPr>
-          <w:rFonts w:ascii="Times New Roman" w:eastAsia="SimSun" w:hAnsi="Times New Roman" w:cs="Times New Roman"/>
-          <w:kern w:val="0"/>
-          <w:sz w:val="24"/>
-          <w:szCs w:val="24"/>
-          <w14:ligatures w14:val="none"/>
-        </w:rPr>
-        <w:t xml:space="preserve"> steps using the combinations of </w:t>
+        <w:t xml:space="preserve">community size of 10000 individuals over 1800 time steps using the combinations of </w:t>
       </w:r>
       <m:oMath>
         <m:sSub>
@@ -3342,27 +3203,7 @@
           <w:szCs w:val="24"/>
           <w14:ligatures w14:val="none"/>
         </w:rPr>
-        <w:t xml:space="preserve"> the first three columns of sheet 1</w:t>
-      </w:r>
-      <w:r>
-        <w:rPr>
-          <w:rFonts w:ascii="Times New Roman" w:eastAsia="SimSun" w:hAnsi="Times New Roman" w:cs="Times New Roman"/>
-          <w:kern w:val="0"/>
-          <w:sz w:val="24"/>
-          <w:szCs w:val="24"/>
-          <w14:ligatures w14:val="none"/>
-        </w:rPr>
-        <w:t>in</w:t>
-      </w:r>
-      <w:r>
-        <w:rPr>
-          <w:rFonts w:ascii="Times New Roman" w:eastAsia="SimSun" w:hAnsi="Times New Roman" w:cs="Times New Roman"/>
-          <w:kern w:val="0"/>
-          <w:sz w:val="24"/>
-          <w:szCs w:val="24"/>
-          <w14:ligatures w14:val="none"/>
-        </w:rPr>
-        <w:t xml:space="preserve"> </w:t>
+        <w:t xml:space="preserve"> the first three columns of sheet 1in </w:t>
       </w:r>
       <w:r>
         <w:rPr>
@@ -3705,30 +3546,84 @@
           <w:sz w:val="24"/>
           <w:szCs w:val="24"/>
         </w:rPr>
+        <w:t xml:space="preserve"> 100</w:t>
+      </w:r>
+      <w:r>
+        <w:rPr>
+          <w:rFonts w:ascii="Times New Roman" w:hAnsi="Times New Roman" w:cs="Times New Roman"/>
+          <w:i w:val="0"/>
+          <w:iCs w:val="0"/>
+          <w:color w:val="auto"/>
+          <w:sz w:val="24"/>
+          <w:szCs w:val="24"/>
+        </w:rPr>
+        <w:t>0</w:t>
+      </w:r>
+      <w:r>
+        <w:rPr>
+          <w:rFonts w:ascii="Times New Roman" w:hAnsi="Times New Roman" w:cs="Times New Roman"/>
+          <w:i w:val="0"/>
+          <w:iCs w:val="0"/>
+          <w:color w:val="auto"/>
+          <w:sz w:val="24"/>
+          <w:szCs w:val="24"/>
+        </w:rPr>
         <w:t xml:space="preserve"> </w:t>
       </w:r>
-      <w:proofErr w:type="gramStart"/>
-      <w:r>
-        <w:rPr>
-          <w:rFonts w:ascii="Times New Roman" w:hAnsi="Times New Roman" w:cs="Times New Roman"/>
-          <w:i w:val="0"/>
-          <w:iCs w:val="0"/>
-          <w:color w:val="auto"/>
-          <w:sz w:val="24"/>
-          <w:szCs w:val="24"/>
-        </w:rPr>
-        <w:t>100</w:t>
-      </w:r>
-      <w:r>
-        <w:rPr>
-          <w:rFonts w:ascii="Times New Roman" w:hAnsi="Times New Roman" w:cs="Times New Roman"/>
-          <w:i w:val="0"/>
-          <w:iCs w:val="0"/>
-          <w:color w:val="auto"/>
-          <w:sz w:val="24"/>
-          <w:szCs w:val="24"/>
-        </w:rPr>
-        <w:t>0</w:t>
+      <w:r>
+        <w:rPr>
+          <w:rFonts w:ascii="Times New Roman" w:hAnsi="Times New Roman" w:cs="Times New Roman"/>
+          <w:i w:val="0"/>
+          <w:iCs w:val="0"/>
+          <w:color w:val="auto"/>
+          <w:sz w:val="24"/>
+          <w:szCs w:val="24"/>
+        </w:rPr>
+        <w:t xml:space="preserve">time </w:t>
+      </w:r>
+      <w:r>
+        <w:rPr>
+          <w:rFonts w:ascii="Times New Roman" w:hAnsi="Times New Roman" w:cs="Times New Roman"/>
+          <w:i w:val="0"/>
+          <w:iCs w:val="0"/>
+          <w:color w:val="auto"/>
+          <w:sz w:val="24"/>
+          <w:szCs w:val="24"/>
+        </w:rPr>
+        <w:t xml:space="preserve">steps of the simulation. </w:t>
+      </w:r>
+      <w:r>
+        <w:rPr>
+          <w:rFonts w:ascii="Times New Roman" w:hAnsi="Times New Roman" w:cs="Times New Roman"/>
+          <w:i w:val="0"/>
+          <w:iCs w:val="0"/>
+          <w:color w:val="auto"/>
+          <w:sz w:val="24"/>
+          <w:szCs w:val="24"/>
+        </w:rPr>
+        <w:t>During t</w:t>
+      </w:r>
+      <w:r>
+        <w:rPr>
+          <w:rFonts w:ascii="Times New Roman" w:hAnsi="Times New Roman" w:cs="Times New Roman"/>
+          <w:i w:val="0"/>
+          <w:iCs w:val="0"/>
+          <w:color w:val="auto"/>
+          <w:sz w:val="24"/>
+          <w:szCs w:val="24"/>
+        </w:rPr>
+        <w:t>he stationary phase, introduction and extinction rate</w:t>
+      </w:r>
+      <w:r>
+        <w:rPr>
+          <w:rFonts w:ascii="Times New Roman" w:hAnsi="Times New Roman" w:cs="Times New Roman"/>
+          <w:i w:val="0"/>
+          <w:iCs w:val="0"/>
+          <w:color w:val="auto"/>
+          <w:sz w:val="24"/>
+          <w:szCs w:val="24"/>
+        </w:rPr>
+        <w:t>s converge towards</w:t>
       </w:r>
       <w:r>
         <w:rPr>
@@ -3750,9 +3645,41 @@
           <w:sz w:val="24"/>
           <w:szCs w:val="24"/>
         </w:rPr>
-        <w:t>time</w:t>
-      </w:r>
-      <w:proofErr w:type="gramEnd"/>
+        <w:t xml:space="preserve">the same </w:t>
+      </w:r>
+      <w:r>
+        <w:rPr>
+          <w:rFonts w:ascii="Times New Roman" w:hAnsi="Times New Roman" w:cs="Times New Roman"/>
+          <w:i w:val="0"/>
+          <w:iCs w:val="0"/>
+          <w:color w:val="auto"/>
+          <w:sz w:val="24"/>
+          <w:szCs w:val="24"/>
+        </w:rPr>
+        <w:t>equilibrium</w:t>
+      </w:r>
+      <w:r>
+        <w:rPr>
+          <w:rFonts w:ascii="Times New Roman" w:hAnsi="Times New Roman" w:cs="Times New Roman"/>
+          <w:i w:val="0"/>
+          <w:iCs w:val="0"/>
+          <w:color w:val="auto"/>
+          <w:sz w:val="24"/>
+          <w:szCs w:val="24"/>
+        </w:rPr>
+        <w:t>, indicating a dynamic balance in species turnover</w:t>
+      </w:r>
+      <w:r>
+        <w:rPr>
+          <w:rFonts w:ascii="Times New Roman" w:hAnsi="Times New Roman" w:cs="Times New Roman"/>
+          <w:i w:val="0"/>
+          <w:iCs w:val="0"/>
+          <w:color w:val="auto"/>
+          <w:sz w:val="24"/>
+          <w:szCs w:val="24"/>
+        </w:rPr>
+        <w:t>.</w:t>
+      </w:r>
       <w:r>
         <w:rPr>
           <w:rFonts w:ascii="Times New Roman" w:hAnsi="Times New Roman" w:cs="Times New Roman"/>
@@ -3766,127 +3693,17 @@
       </w:r>
       <w:r>
         <w:rPr>
-          <w:rFonts w:ascii="Times New Roman" w:hAnsi="Times New Roman" w:cs="Times New Roman"/>
-          <w:i w:val="0"/>
-          <w:iCs w:val="0"/>
-          <w:color w:val="auto"/>
-          <w:sz w:val="24"/>
-          <w:szCs w:val="24"/>
-        </w:rPr>
-        <w:t xml:space="preserve">steps of the simulation. </w:t>
-      </w:r>
-      <w:r>
-        <w:rPr>
-          <w:rFonts w:ascii="Times New Roman" w:hAnsi="Times New Roman" w:cs="Times New Roman"/>
-          <w:i w:val="0"/>
-          <w:iCs w:val="0"/>
-          <w:color w:val="auto"/>
-          <w:sz w:val="24"/>
-          <w:szCs w:val="24"/>
-        </w:rPr>
-        <w:t>During t</w:t>
-      </w:r>
-      <w:r>
-        <w:rPr>
-          <w:rFonts w:ascii="Times New Roman" w:hAnsi="Times New Roman" w:cs="Times New Roman"/>
-          <w:i w:val="0"/>
-          <w:iCs w:val="0"/>
-          <w:color w:val="auto"/>
-          <w:sz w:val="24"/>
-          <w:szCs w:val="24"/>
-        </w:rPr>
-        <w:t>he stationary phase, introduction and extinction rate</w:t>
-      </w:r>
-      <w:r>
-        <w:rPr>
-          <w:rFonts w:ascii="Times New Roman" w:hAnsi="Times New Roman" w:cs="Times New Roman"/>
-          <w:i w:val="0"/>
-          <w:iCs w:val="0"/>
-          <w:color w:val="auto"/>
-          <w:sz w:val="24"/>
-          <w:szCs w:val="24"/>
-        </w:rPr>
-        <w:t>s converge towards</w:t>
-      </w:r>
-      <w:r>
-        <w:rPr>
-          <w:rFonts w:ascii="Times New Roman" w:hAnsi="Times New Roman" w:cs="Times New Roman"/>
-          <w:i w:val="0"/>
-          <w:iCs w:val="0"/>
-          <w:color w:val="auto"/>
-          <w:sz w:val="24"/>
-          <w:szCs w:val="24"/>
+          <w:rFonts w:ascii="Times New Roman" w:eastAsia="SimSun" w:hAnsi="Times New Roman" w:cs="Times New Roman"/>
+          <w:color w:val="auto"/>
+          <w:kern w:val="0"/>
+          <w:sz w:val="24"/>
+          <w:szCs w:val="24"/>
+          <w14:ligatures w14:val="none"/>
         </w:rPr>
         <w:t xml:space="preserve"> </w:t>
       </w:r>
       <w:r>
         <w:rPr>
-          <w:rFonts w:ascii="Times New Roman" w:hAnsi="Times New Roman" w:cs="Times New Roman"/>
-          <w:i w:val="0"/>
-          <w:iCs w:val="0"/>
-          <w:color w:val="auto"/>
-          <w:sz w:val="24"/>
-          <w:szCs w:val="24"/>
-        </w:rPr>
-        <w:t xml:space="preserve">the same </w:t>
-      </w:r>
-      <w:r>
-        <w:rPr>
-          <w:rFonts w:ascii="Times New Roman" w:hAnsi="Times New Roman" w:cs="Times New Roman"/>
-          <w:i w:val="0"/>
-          <w:iCs w:val="0"/>
-          <w:color w:val="auto"/>
-          <w:sz w:val="24"/>
-          <w:szCs w:val="24"/>
-        </w:rPr>
-        <w:t>equilibrium</w:t>
-      </w:r>
-      <w:r>
-        <w:rPr>
-          <w:rFonts w:ascii="Times New Roman" w:hAnsi="Times New Roman" w:cs="Times New Roman"/>
-          <w:i w:val="0"/>
-          <w:iCs w:val="0"/>
-          <w:color w:val="auto"/>
-          <w:sz w:val="24"/>
-          <w:szCs w:val="24"/>
-        </w:rPr>
-        <w:t>, indicating a dynamic balance in species turnover</w:t>
-      </w:r>
-      <w:r>
-        <w:rPr>
-          <w:rFonts w:ascii="Times New Roman" w:hAnsi="Times New Roman" w:cs="Times New Roman"/>
-          <w:i w:val="0"/>
-          <w:iCs w:val="0"/>
-          <w:color w:val="auto"/>
-          <w:sz w:val="24"/>
-          <w:szCs w:val="24"/>
-        </w:rPr>
-        <w:t>.</w:t>
-      </w:r>
-      <w:r>
-        <w:rPr>
-          <w:rFonts w:ascii="Times New Roman" w:hAnsi="Times New Roman" w:cs="Times New Roman"/>
-          <w:i w:val="0"/>
-          <w:iCs w:val="0"/>
-          <w:color w:val="auto"/>
-          <w:sz w:val="24"/>
-          <w:szCs w:val="24"/>
-        </w:rPr>
-        <w:t xml:space="preserve"> </w:t>
-      </w:r>
-      <w:r>
-        <w:rPr>
-          <w:rFonts w:ascii="Times New Roman" w:eastAsia="SimSun" w:hAnsi="Times New Roman" w:cs="Times New Roman"/>
-          <w:color w:val="auto"/>
-          <w:kern w:val="0"/>
-          <w:sz w:val="24"/>
-          <w:szCs w:val="24"/>
-          <w14:ligatures w14:val="none"/>
-        </w:rPr>
-        <w:t xml:space="preserve"> </w:t>
-      </w:r>
-      <w:r>
-        <w:rPr>
           <w:rFonts w:ascii="Times New Roman" w:eastAsia="SimSun" w:hAnsi="Times New Roman" w:cs="Times New Roman"/>
           <w:i w:val="0"/>
           <w:iCs w:val="0"/>
@@ -3922,35 +3739,7 @@
           <w:szCs w:val="24"/>
           <w14:ligatures w14:val="none"/>
         </w:rPr>
-        <w:t xml:space="preserve"> individuals over </w:t>
-      </w:r>
-      <w:proofErr w:type="gramStart"/>
-      <w:r>
-        <w:rPr>
-          <w:rFonts w:ascii="Times New Roman" w:eastAsia="SimSun" w:hAnsi="Times New Roman" w:cs="Times New Roman"/>
-          <w:i w:val="0"/>
-          <w:iCs w:val="0"/>
-          <w:color w:val="auto"/>
-          <w:kern w:val="0"/>
-          <w:sz w:val="24"/>
-          <w:szCs w:val="24"/>
-          <w14:ligatures w14:val="none"/>
-        </w:rPr>
-        <w:t>1800 time</w:t>
-      </w:r>
-      <w:proofErr w:type="gramEnd"/>
-      <w:r>
-        <w:rPr>
-          <w:rFonts w:ascii="Times New Roman" w:eastAsia="SimSun" w:hAnsi="Times New Roman" w:cs="Times New Roman"/>
-          <w:i w:val="0"/>
-          <w:iCs w:val="0"/>
-          <w:color w:val="auto"/>
-          <w:kern w:val="0"/>
-          <w:sz w:val="24"/>
-          <w:szCs w:val="24"/>
-          <w14:ligatures w14:val="none"/>
-        </w:rPr>
-        <w:t xml:space="preserve"> steps using the same combinations of </w:t>
+        <w:t xml:space="preserve"> individuals over 1800 time steps using the same combinations of </w:t>
       </w:r>
       <m:oMath>
         <m:sSub>
@@ -4500,31 +4289,7 @@
           <w:sz w:val="24"/>
           <w:szCs w:val="24"/>
         </w:rPr>
-        <w:t xml:space="preserve">in the community for more than </w:t>
-      </w:r>
-      <w:proofErr w:type="gramStart"/>
-      <w:r>
-        <w:rPr>
-          <w:rFonts w:ascii="Times New Roman" w:hAnsi="Times New Roman" w:cs="Times New Roman"/>
-          <w:i w:val="0"/>
-          <w:iCs w:val="0"/>
-          <w:color w:val="auto"/>
-          <w:sz w:val="24"/>
-          <w:szCs w:val="24"/>
-        </w:rPr>
-        <w:t>1500 time</w:t>
-      </w:r>
-      <w:proofErr w:type="gramEnd"/>
-      <w:r>
-        <w:rPr>
-          <w:rFonts w:ascii="Times New Roman" w:hAnsi="Times New Roman" w:cs="Times New Roman"/>
-          <w:i w:val="0"/>
-          <w:iCs w:val="0"/>
-          <w:color w:val="auto"/>
-          <w:sz w:val="24"/>
-          <w:szCs w:val="24"/>
-        </w:rPr>
-        <w:t xml:space="preserve"> steps.</w:t>
+        <w:t>in the community for more than 1500 time steps.</w:t>
       </w:r>
       <w:r>
         <w:rPr>
@@ -4559,35 +4324,7 @@
           <w:szCs w:val="24"/>
           <w14:ligatures w14:val="none"/>
         </w:rPr>
-        <w:t xml:space="preserve">Simulations were conducted for community size of 10000 individuals over </w:t>
-      </w:r>
-      <w:proofErr w:type="gramStart"/>
-      <w:r>
-        <w:rPr>
-          <w:rFonts w:ascii="Times New Roman" w:eastAsia="SimSun" w:hAnsi="Times New Roman" w:cs="Times New Roman"/>
-          <w:i w:val="0"/>
-          <w:iCs w:val="0"/>
-          <w:color w:val="auto"/>
-          <w:kern w:val="0"/>
-          <w:sz w:val="24"/>
-          <w:szCs w:val="24"/>
-          <w14:ligatures w14:val="none"/>
-        </w:rPr>
-        <w:t>1800 time</w:t>
-      </w:r>
-      <w:proofErr w:type="gramEnd"/>
-      <w:r>
-        <w:rPr>
-          <w:rFonts w:ascii="Times New Roman" w:eastAsia="SimSun" w:hAnsi="Times New Roman" w:cs="Times New Roman"/>
-          <w:i w:val="0"/>
-          <w:iCs w:val="0"/>
-          <w:color w:val="auto"/>
-          <w:kern w:val="0"/>
-          <w:sz w:val="24"/>
-          <w:szCs w:val="24"/>
-          <w14:ligatures w14:val="none"/>
-        </w:rPr>
-        <w:t xml:space="preserve"> steps using the same combinations of </w:t>
+        <w:t xml:space="preserve">Simulations were conducted for community size of 10000 individuals over 1800 time steps using the same combinations of </w:t>
       </w:r>
       <m:oMath>
         <m:sSub>
@@ -5158,35 +4895,7 @@
           <w:szCs w:val="24"/>
           <w14:ligatures w14:val="none"/>
         </w:rPr>
-        <w:t xml:space="preserve">Simulations were conducted for community sizes of 10000 individuals over </w:t>
-      </w:r>
-      <w:proofErr w:type="gramStart"/>
-      <w:r>
-        <w:rPr>
-          <w:rFonts w:ascii="Times New Roman" w:eastAsia="SimSun" w:hAnsi="Times New Roman" w:cs="Times New Roman"/>
-          <w:i w:val="0"/>
-          <w:iCs w:val="0"/>
-          <w:color w:val="auto"/>
-          <w:kern w:val="0"/>
-          <w:sz w:val="24"/>
-          <w:szCs w:val="24"/>
-          <w14:ligatures w14:val="none"/>
-        </w:rPr>
-        <w:t>1800 time</w:t>
-      </w:r>
-      <w:proofErr w:type="gramEnd"/>
-      <w:r>
-        <w:rPr>
-          <w:rFonts w:ascii="Times New Roman" w:eastAsia="SimSun" w:hAnsi="Times New Roman" w:cs="Times New Roman"/>
-          <w:i w:val="0"/>
-          <w:iCs w:val="0"/>
-          <w:color w:val="auto"/>
-          <w:kern w:val="0"/>
-          <w:sz w:val="24"/>
-          <w:szCs w:val="24"/>
-          <w14:ligatures w14:val="none"/>
-        </w:rPr>
-        <w:t xml:space="preserve"> steps using the same combinations of </w:t>
+        <w:t xml:space="preserve">Simulations were conducted for community sizes of 10000 individuals over 1800 time steps using the same combinations of </w:t>
       </w:r>
       <m:oMath>
         <m:sSub>
@@ -5671,6 +5380,7 @@
       <w:r>
         <w:rPr>
           <w:rFonts w:ascii="Times New Roman" w:hAnsi="Times New Roman" w:cs="Times New Roman"/>
+          <w:noProof/>
           <w:sz w:val="24"/>
           <w:szCs w:val="24"/>
         </w:rPr>
@@ -5874,29 +5584,16 @@
         </w:rPr>
         <w:t xml:space="preserve">Mean functional diversity was calculated as the average value over the final </w:t>
       </w:r>
-      <w:proofErr w:type="gramStart"/>
-      <w:r>
-        <w:rPr>
-          <w:rFonts w:ascii="Times New Roman" w:hAnsi="Times New Roman" w:cs="Times New Roman"/>
-          <w:i w:val="0"/>
-          <w:iCs w:val="0"/>
-          <w:color w:val="auto"/>
-          <w:sz w:val="24"/>
-          <w:szCs w:val="24"/>
-        </w:rPr>
-        <w:t>1000 time</w:t>
-      </w:r>
-      <w:proofErr w:type="gramEnd"/>
-      <w:r>
-        <w:rPr>
-          <w:rFonts w:ascii="Times New Roman" w:hAnsi="Times New Roman" w:cs="Times New Roman"/>
-          <w:i w:val="0"/>
-          <w:iCs w:val="0"/>
-          <w:color w:val="auto"/>
-          <w:sz w:val="24"/>
-          <w:szCs w:val="24"/>
-        </w:rPr>
-        <w:t xml:space="preserve"> steps</w:t>
+      <w:r>
+        <w:rPr>
+          <w:rFonts w:ascii="Times New Roman" w:hAnsi="Times New Roman" w:cs="Times New Roman"/>
+          <w:i w:val="0"/>
+          <w:iCs w:val="0"/>
+          <w:color w:val="auto"/>
+          <w:sz w:val="24"/>
+          <w:szCs w:val="24"/>
+        </w:rPr>
+        <w:t>1000 time steps</w:t>
       </w:r>
       <w:r>
         <w:rPr>
@@ -5991,19 +5688,7 @@
           <w:szCs w:val="24"/>
           <w14:ligatures w14:val="none"/>
         </w:rPr>
-        <w:t xml:space="preserve"> </w:t>
-      </w:r>
-      <w:r>
-        <w:rPr>
-          <w:rFonts w:ascii="Times New Roman" w:eastAsia="SimSun" w:hAnsi="Times New Roman" w:cs="Times New Roman"/>
-          <w:i w:val="0"/>
-          <w:iCs w:val="0"/>
-          <w:kern w:val="0"/>
-          <w:sz w:val="24"/>
-          <w:szCs w:val="24"/>
-          <w14:ligatures w14:val="none"/>
-        </w:rPr>
-        <w:t>in</w:t>
+        <w:t xml:space="preserve"> in</w:t>
       </w:r>
       <w:r>
         <w:rPr>
@@ -6228,17 +5913,14 @@
       </w:pPr>
       <w:r>
         <w:rPr>
-          <w:rFonts w:ascii="Times New Roman" w:hAnsi="Times New Roman" w:cs="Times New Roman"/>
           <w:noProof/>
-          <w:sz w:val="24"/>
-          <w:szCs w:val="24"/>
         </w:rPr>
         <w:lastRenderedPageBreak/>
         <w:drawing>
-          <wp:inline distT="0" distB="0" distL="0" distR="0" wp14:anchorId="4AD3FFE0" wp14:editId="14736640">
-            <wp:extent cx="5731510" cy="3139440"/>
-            <wp:effectExtent l="0" t="0" r="0" b="3810"/>
-            <wp:docPr id="26119927" name="Picture 26119927" descr="A white rectangular object with black border&#10;&#10;Description automatically generated"/>
+          <wp:inline distT="0" distB="0" distL="0" distR="0" wp14:anchorId="79979AD6" wp14:editId="6E07803C">
+            <wp:extent cx="5731510" cy="2865755"/>
+            <wp:effectExtent l="0" t="0" r="2540" b="0"/>
+            <wp:docPr id="1161846484" name="Picture 4"/>
             <wp:cNvGraphicFramePr>
               <a:graphicFrameLocks xmlns:a="http://schemas.openxmlformats.org/drawingml/2006/main" noChangeAspect="1"/>
             </wp:cNvGraphicFramePr>
@@ -6246,13 +5928,13 @@
               <a:graphicData uri="http://schemas.openxmlformats.org/drawingml/2006/picture">
                 <pic:pic xmlns:pic="http://schemas.openxmlformats.org/drawingml/2006/picture">
                   <pic:nvPicPr>
-                    <pic:cNvPr id="26119927" name="Picture 1" descr="A white rectangular object with black border&#10;&#10;Description automatically generated"/>
+                    <pic:cNvPr id="0" name="Picture 7"/>
                     <pic:cNvPicPr>
                       <a:picLocks noChangeAspect="1" noChangeArrowheads="1"/>
                     </pic:cNvPicPr>
                   </pic:nvPicPr>
                   <pic:blipFill>
-                    <a:blip r:embed="rId13">
+                    <a:blip r:embed="rId13" cstate="print">
                       <a:extLst>
                         <a:ext uri="{28A0092B-C50C-407E-A947-70E740481C1C}">
                           <a14:useLocalDpi xmlns:a14="http://schemas.microsoft.com/office/drawing/2010/main" val="0"/>
@@ -6267,7 +5949,7 @@
                   <pic:spPr bwMode="auto">
                     <a:xfrm>
                       <a:off x="0" y="0"/>
-                      <a:ext cx="5731510" cy="3139440"/>
+                      <a:ext cx="5731510" cy="2865755"/>
                     </a:xfrm>
                     <a:prstGeom prst="rect">
                       <a:avLst/>
@@ -6529,35 +6211,7 @@
           <w:szCs w:val="24"/>
           <w14:ligatures w14:val="none"/>
         </w:rPr>
-        <w:t xml:space="preserve">Simulations were conducted for a community size of 10000 individuals over </w:t>
-      </w:r>
-      <w:proofErr w:type="gramStart"/>
-      <w:r>
-        <w:rPr>
-          <w:rFonts w:ascii="Times New Roman" w:eastAsia="SimSun" w:hAnsi="Times New Roman" w:cs="Times New Roman"/>
-          <w:i w:val="0"/>
-          <w:iCs w:val="0"/>
-          <w:color w:val="auto"/>
-          <w:kern w:val="0"/>
-          <w:sz w:val="24"/>
-          <w:szCs w:val="24"/>
-          <w14:ligatures w14:val="none"/>
-        </w:rPr>
-        <w:t>1800 time</w:t>
-      </w:r>
-      <w:proofErr w:type="gramEnd"/>
-      <w:r>
-        <w:rPr>
-          <w:rFonts w:ascii="Times New Roman" w:eastAsia="SimSun" w:hAnsi="Times New Roman" w:cs="Times New Roman"/>
-          <w:i w:val="0"/>
-          <w:iCs w:val="0"/>
-          <w:color w:val="auto"/>
-          <w:kern w:val="0"/>
-          <w:sz w:val="24"/>
-          <w:szCs w:val="24"/>
-          <w14:ligatures w14:val="none"/>
-        </w:rPr>
-        <w:t xml:space="preserve"> steps using the combinations of </w:t>
+        <w:t xml:space="preserve">Simulations were conducted for a community size of 10000 individuals over 1800 time steps using the combinations of </w:t>
       </w:r>
       <m:oMath>
         <m:sSub>
@@ -6684,9 +6338,6 @@
       </w:r>
       <m:oMath>
         <m:r>
-          <m:rPr>
-            <m:sty m:val="p"/>
-          </m:rPr>
           <w:rPr>
             <w:rFonts w:ascii="Cambria Math" w:eastAsia="SimSun" w:hAnsi="Cambria Math" w:cs="Times New Roman"/>
             <w:color w:val="auto"/>
@@ -6722,20 +6373,7 @@
           <w:szCs w:val="24"/>
           <w14:ligatures w14:val="none"/>
         </w:rPr>
-        <w:t xml:space="preserve">in the first three columns of sheet 1 </w:t>
-      </w:r>
-      <w:r>
-        <w:rPr>
-          <w:rFonts w:ascii="Times New Roman" w:eastAsia="SimSun" w:hAnsi="Times New Roman" w:cs="Times New Roman"/>
-          <w:i w:val="0"/>
-          <w:iCs w:val="0"/>
-          <w:color w:val="auto"/>
-          <w:kern w:val="0"/>
-          <w:sz w:val="24"/>
-          <w:szCs w:val="24"/>
-          <w14:ligatures w14:val="none"/>
-        </w:rPr>
-        <w:t>in</w:t>
+        <w:t>in the first three columns of sheet 1 in</w:t>
       </w:r>
       <w:r>
         <w:rPr>
@@ -6820,29 +6458,16 @@
         </w:rPr>
         <w:t xml:space="preserve">over the final </w:t>
       </w:r>
-      <w:proofErr w:type="gramStart"/>
-      <w:r>
-        <w:rPr>
-          <w:rFonts w:ascii="Times New Roman" w:hAnsi="Times New Roman" w:cs="Times New Roman"/>
-          <w:i w:val="0"/>
-          <w:iCs w:val="0"/>
-          <w:color w:val="auto"/>
-          <w:sz w:val="24"/>
-          <w:szCs w:val="24"/>
-        </w:rPr>
-        <w:t>1000 time</w:t>
-      </w:r>
-      <w:proofErr w:type="gramEnd"/>
-      <w:r>
-        <w:rPr>
-          <w:rFonts w:ascii="Times New Roman" w:hAnsi="Times New Roman" w:cs="Times New Roman"/>
-          <w:i w:val="0"/>
-          <w:iCs w:val="0"/>
-          <w:color w:val="auto"/>
-          <w:sz w:val="24"/>
-          <w:szCs w:val="24"/>
-        </w:rPr>
-        <w:t xml:space="preserve"> steps</w:t>
+      <w:r>
+        <w:rPr>
+          <w:rFonts w:ascii="Times New Roman" w:hAnsi="Times New Roman" w:cs="Times New Roman"/>
+          <w:i w:val="0"/>
+          <w:iCs w:val="0"/>
+          <w:color w:val="auto"/>
+          <w:sz w:val="24"/>
+          <w:szCs w:val="24"/>
+        </w:rPr>
+        <w:t>1000 time steps</w:t>
       </w:r>
       <w:r>
         <w:rPr>
@@ -6988,17 +6613,14 @@
       </w:pPr>
       <w:r>
         <w:rPr>
-          <w:rFonts w:ascii="Times New Roman" w:hAnsi="Times New Roman" w:cs="Times New Roman"/>
           <w:noProof/>
-          <w:sz w:val="24"/>
-          <w:szCs w:val="24"/>
         </w:rPr>
         <w:lastRenderedPageBreak/>
         <w:drawing>
-          <wp:inline distT="0" distB="0" distL="0" distR="0" wp14:anchorId="54B4839A" wp14:editId="14BFEF8A">
-            <wp:extent cx="5731510" cy="3187700"/>
+          <wp:inline distT="0" distB="0" distL="0" distR="0" wp14:anchorId="42DD3B7D" wp14:editId="38068ACC">
+            <wp:extent cx="5731510" cy="2865755"/>
             <wp:effectExtent l="0" t="0" r="2540" b="0"/>
-            <wp:docPr id="1189136867" name="Picture 1189136867" descr="A white background with black numbers&#10;&#10;Description automatically generated"/>
+            <wp:docPr id="1753161371" name="Picture 5"/>
             <wp:cNvGraphicFramePr>
               <a:graphicFrameLocks xmlns:a="http://schemas.openxmlformats.org/drawingml/2006/main" noChangeAspect="1"/>
             </wp:cNvGraphicFramePr>
@@ -7006,13 +6628,13 @@
               <a:graphicData uri="http://schemas.openxmlformats.org/drawingml/2006/picture">
                 <pic:pic xmlns:pic="http://schemas.openxmlformats.org/drawingml/2006/picture">
                   <pic:nvPicPr>
-                    <pic:cNvPr id="1189136867" name="Picture 5" descr="A white background with black numbers&#10;&#10;Description automatically generated"/>
+                    <pic:cNvPr id="0" name="Picture 9"/>
                     <pic:cNvPicPr>
                       <a:picLocks noChangeAspect="1" noChangeArrowheads="1"/>
                     </pic:cNvPicPr>
                   </pic:nvPicPr>
                   <pic:blipFill>
-                    <a:blip r:embed="rId14">
+                    <a:blip r:embed="rId14" cstate="print">
                       <a:extLst>
                         <a:ext uri="{28A0092B-C50C-407E-A947-70E740481C1C}">
                           <a14:useLocalDpi xmlns:a14="http://schemas.microsoft.com/office/drawing/2010/main" val="0"/>
@@ -7027,7 +6649,7 @@
                   <pic:spPr bwMode="auto">
                     <a:xfrm>
                       <a:off x="0" y="0"/>
-                      <a:ext cx="5731510" cy="3187700"/>
+                      <a:ext cx="5731510" cy="2865755"/>
                     </a:xfrm>
                     <a:prstGeom prst="rect">
                       <a:avLst/>
@@ -7384,35 +7006,7 @@
           <w:szCs w:val="24"/>
           <w14:ligatures w14:val="none"/>
         </w:rPr>
-        <w:t xml:space="preserve">Simulations were conducted for community size of 10000 individuals over </w:t>
-      </w:r>
-      <w:proofErr w:type="gramStart"/>
-      <w:r>
-        <w:rPr>
-          <w:rFonts w:ascii="Times New Roman" w:eastAsia="SimSun" w:hAnsi="Times New Roman" w:cs="Times New Roman"/>
-          <w:i w:val="0"/>
-          <w:iCs w:val="0"/>
-          <w:color w:val="auto"/>
-          <w:kern w:val="0"/>
-          <w:sz w:val="24"/>
-          <w:szCs w:val="24"/>
-          <w14:ligatures w14:val="none"/>
-        </w:rPr>
-        <w:t>1800 time</w:t>
-      </w:r>
-      <w:proofErr w:type="gramEnd"/>
-      <w:r>
-        <w:rPr>
-          <w:rFonts w:ascii="Times New Roman" w:eastAsia="SimSun" w:hAnsi="Times New Roman" w:cs="Times New Roman"/>
-          <w:i w:val="0"/>
-          <w:iCs w:val="0"/>
-          <w:color w:val="auto"/>
-          <w:kern w:val="0"/>
-          <w:sz w:val="24"/>
-          <w:szCs w:val="24"/>
-          <w14:ligatures w14:val="none"/>
-        </w:rPr>
-        <w:t xml:space="preserve"> steps using the combinations of </w:t>
+        <w:t xml:space="preserve">Simulations were conducted for community size of 10000 individuals over 1800 time steps using the combinations of </w:t>
       </w:r>
       <m:oMath>
         <m:sSub>
@@ -7561,20 +7155,7 @@
           <w:szCs w:val="24"/>
           <w14:ligatures w14:val="none"/>
         </w:rPr>
-        <w:t xml:space="preserve">in the first three columns of sheet 1 </w:t>
-      </w:r>
-      <w:r>
-        <w:rPr>
-          <w:rFonts w:ascii="Times New Roman" w:eastAsia="SimSun" w:hAnsi="Times New Roman" w:cs="Times New Roman"/>
-          <w:i w:val="0"/>
-          <w:iCs w:val="0"/>
-          <w:color w:val="auto"/>
-          <w:kern w:val="0"/>
-          <w:sz w:val="24"/>
-          <w:szCs w:val="24"/>
-          <w14:ligatures w14:val="none"/>
-        </w:rPr>
-        <w:t>in</w:t>
+        <w:t>in the first three columns of sheet 1 in</w:t>
       </w:r>
       <w:r>
         <w:rPr>
@@ -7670,29 +7251,16 @@
         </w:rPr>
         <w:t xml:space="preserve">over the final </w:t>
       </w:r>
-      <w:proofErr w:type="gramStart"/>
-      <w:r>
-        <w:rPr>
-          <w:rFonts w:ascii="Times New Roman" w:hAnsi="Times New Roman" w:cs="Times New Roman"/>
-          <w:i w:val="0"/>
-          <w:iCs w:val="0"/>
-          <w:color w:val="auto"/>
-          <w:sz w:val="24"/>
-          <w:szCs w:val="24"/>
-        </w:rPr>
-        <w:t>1000 time</w:t>
-      </w:r>
-      <w:proofErr w:type="gramEnd"/>
-      <w:r>
-        <w:rPr>
-          <w:rFonts w:ascii="Times New Roman" w:hAnsi="Times New Roman" w:cs="Times New Roman"/>
-          <w:i w:val="0"/>
-          <w:iCs w:val="0"/>
-          <w:color w:val="auto"/>
-          <w:sz w:val="24"/>
-          <w:szCs w:val="24"/>
-        </w:rPr>
-        <w:t xml:space="preserve"> steps</w:t>
+      <w:r>
+        <w:rPr>
+          <w:rFonts w:ascii="Times New Roman" w:hAnsi="Times New Roman" w:cs="Times New Roman"/>
+          <w:i w:val="0"/>
+          <w:iCs w:val="0"/>
+          <w:color w:val="auto"/>
+          <w:sz w:val="24"/>
+          <w:szCs w:val="24"/>
+        </w:rPr>
+        <w:t>1000 time steps</w:t>
       </w:r>
       <w:r>
         <w:rPr>
@@ -7739,17 +7307,14 @@
       </w:pPr>
       <w:r>
         <w:rPr>
-          <w:rFonts w:ascii="Times New Roman" w:hAnsi="Times New Roman" w:cs="Times New Roman"/>
           <w:noProof/>
-          <w:sz w:val="24"/>
-          <w:szCs w:val="24"/>
         </w:rPr>
         <w:lastRenderedPageBreak/>
         <w:drawing>
-          <wp:inline distT="0" distB="0" distL="0" distR="0" wp14:anchorId="79996589" wp14:editId="30EBD28F">
-            <wp:extent cx="5731510" cy="3168650"/>
+          <wp:inline distT="0" distB="0" distL="0" distR="0" wp14:anchorId="07F5ABE6" wp14:editId="14EF3665">
+            <wp:extent cx="5731510" cy="2865755"/>
             <wp:effectExtent l="0" t="0" r="2540" b="0"/>
-            <wp:docPr id="744608875" name="Picture 744608875" descr="A white background with black lines&#10;&#10;Description automatically generated"/>
+            <wp:docPr id="889432688" name="Picture 6"/>
             <wp:cNvGraphicFramePr>
               <a:graphicFrameLocks xmlns:a="http://schemas.openxmlformats.org/drawingml/2006/main" noChangeAspect="1"/>
             </wp:cNvGraphicFramePr>
@@ -7757,13 +7322,13 @@
               <a:graphicData uri="http://schemas.openxmlformats.org/drawingml/2006/picture">
                 <pic:pic xmlns:pic="http://schemas.openxmlformats.org/drawingml/2006/picture">
                   <pic:nvPicPr>
-                    <pic:cNvPr id="744608875" name="Picture 6" descr="A white background with black lines&#10;&#10;Description automatically generated"/>
+                    <pic:cNvPr id="0" name="Picture 11"/>
                     <pic:cNvPicPr>
                       <a:picLocks noChangeAspect="1" noChangeArrowheads="1"/>
                     </pic:cNvPicPr>
                   </pic:nvPicPr>
                   <pic:blipFill>
-                    <a:blip r:embed="rId15">
+                    <a:blip r:embed="rId15" cstate="print">
                       <a:extLst>
                         <a:ext uri="{28A0092B-C50C-407E-A947-70E740481C1C}">
                           <a14:useLocalDpi xmlns:a14="http://schemas.microsoft.com/office/drawing/2010/main" val="0"/>
@@ -7778,7 +7343,7 @@
                   <pic:spPr bwMode="auto">
                     <a:xfrm>
                       <a:off x="0" y="0"/>
-                      <a:ext cx="5731510" cy="3168650"/>
+                      <a:ext cx="5731510" cy="2865755"/>
                     </a:xfrm>
                     <a:prstGeom prst="rect">
                       <a:avLst/>
@@ -7801,6 +7366,7 @@
         <w:spacing w:line="480" w:lineRule="auto"/>
         <w:rPr>
           <w:rFonts w:ascii="Times New Roman" w:hAnsi="Times New Roman" w:cs="Times New Roman"/>
+          <w:noProof/>
           <w:sz w:val="24"/>
           <w:szCs w:val="24"/>
         </w:rPr>
@@ -8100,35 +7666,7 @@
           <w:szCs w:val="24"/>
           <w14:ligatures w14:val="none"/>
         </w:rPr>
-        <w:t xml:space="preserve">Simulations were conducted for community size of 10000 individuals over </w:t>
-      </w:r>
-      <w:proofErr w:type="gramStart"/>
-      <w:r>
-        <w:rPr>
-          <w:rFonts w:ascii="Times New Roman" w:eastAsia="SimSun" w:hAnsi="Times New Roman" w:cs="Times New Roman"/>
-          <w:i w:val="0"/>
-          <w:iCs w:val="0"/>
-          <w:color w:val="auto"/>
-          <w:kern w:val="0"/>
-          <w:sz w:val="24"/>
-          <w:szCs w:val="24"/>
-          <w14:ligatures w14:val="none"/>
-        </w:rPr>
-        <w:t>1800 time</w:t>
-      </w:r>
-      <w:proofErr w:type="gramEnd"/>
-      <w:r>
-        <w:rPr>
-          <w:rFonts w:ascii="Times New Roman" w:eastAsia="SimSun" w:hAnsi="Times New Roman" w:cs="Times New Roman"/>
-          <w:i w:val="0"/>
-          <w:iCs w:val="0"/>
-          <w:color w:val="auto"/>
-          <w:kern w:val="0"/>
-          <w:sz w:val="24"/>
-          <w:szCs w:val="24"/>
-          <w14:ligatures w14:val="none"/>
-        </w:rPr>
-        <w:t xml:space="preserve"> steps using the combinations of </w:t>
+        <w:t xml:space="preserve">Simulations were conducted for community size of 10000 individuals over 1800 time steps using the combinations of </w:t>
       </w:r>
       <m:oMath>
         <m:sSub>
@@ -8277,20 +7815,7 @@
           <w:szCs w:val="24"/>
           <w14:ligatures w14:val="none"/>
         </w:rPr>
-        <w:t>in the first three columns of sheet 1</w:t>
-      </w:r>
-      <w:r>
-        <w:rPr>
-          <w:rFonts w:ascii="Times New Roman" w:eastAsia="SimSun" w:hAnsi="Times New Roman" w:cs="Times New Roman"/>
-          <w:i w:val="0"/>
-          <w:iCs w:val="0"/>
-          <w:color w:val="auto"/>
-          <w:kern w:val="0"/>
-          <w:sz w:val="24"/>
-          <w:szCs w:val="24"/>
-          <w14:ligatures w14:val="none"/>
-        </w:rPr>
-        <w:t xml:space="preserve"> in</w:t>
+        <w:t>in the first three columns of sheet 1 in</w:t>
       </w:r>
       <w:r>
         <w:rPr>
@@ -8408,76 +7933,51 @@
         </w:rPr>
         <w:t xml:space="preserve">over the final </w:t>
       </w:r>
-      <w:proofErr w:type="gramStart"/>
-      <w:r>
-        <w:rPr>
-          <w:rFonts w:ascii="Times New Roman" w:hAnsi="Times New Roman" w:cs="Times New Roman"/>
-          <w:i w:val="0"/>
-          <w:iCs w:val="0"/>
-          <w:color w:val="auto"/>
-          <w:sz w:val="24"/>
-          <w:szCs w:val="24"/>
-        </w:rPr>
-        <w:t>1000 time</w:t>
-      </w:r>
-      <w:proofErr w:type="gramEnd"/>
-      <w:r>
-        <w:rPr>
-          <w:rFonts w:ascii="Times New Roman" w:hAnsi="Times New Roman" w:cs="Times New Roman"/>
-          <w:i w:val="0"/>
-          <w:iCs w:val="0"/>
-          <w:color w:val="auto"/>
-          <w:sz w:val="24"/>
-          <w:szCs w:val="24"/>
-        </w:rPr>
-        <w:t xml:space="preserve"> steps</w:t>
-      </w:r>
-      <w:r>
-        <w:rPr>
-          <w:rFonts w:ascii="Times New Roman" w:hAnsi="Times New Roman" w:cs="Times New Roman"/>
-          <w:i w:val="0"/>
-          <w:iCs w:val="0"/>
-          <w:color w:val="auto"/>
-          <w:sz w:val="24"/>
-          <w:szCs w:val="24"/>
-        </w:rPr>
-        <w:t xml:space="preserve"> during the </w:t>
-      </w:r>
-      <w:r>
-        <w:rPr>
-          <w:rFonts w:ascii="Times New Roman" w:hAnsi="Times New Roman" w:cs="Times New Roman"/>
-          <w:i w:val="0"/>
-          <w:iCs w:val="0"/>
-          <w:color w:val="auto"/>
-          <w:sz w:val="24"/>
-          <w:szCs w:val="24"/>
+      <w:r>
+        <w:rPr>
+          <w:rFonts w:ascii="Times New Roman" w:hAnsi="Times New Roman" w:cs="Times New Roman"/>
+          <w:i w:val="0"/>
+          <w:iCs w:val="0"/>
+          <w:color w:val="auto"/>
+          <w:sz w:val="24"/>
+          <w:szCs w:val="24"/>
+        </w:rPr>
+        <w:t>1000 time steps</w:t>
+      </w:r>
+      <w:r>
+        <w:rPr>
+          <w:rFonts w:ascii="Times New Roman" w:hAnsi="Times New Roman" w:cs="Times New Roman"/>
+          <w:i w:val="0"/>
+          <w:iCs w:val="0"/>
+          <w:color w:val="auto"/>
+          <w:sz w:val="24"/>
+          <w:szCs w:val="24"/>
+        </w:rPr>
+        <w:t xml:space="preserve"> during the stationary phase of the simulations</w:t>
+      </w:r>
+      <w:r>
+        <w:rPr>
+          <w:rFonts w:ascii="Times New Roman" w:hAnsi="Times New Roman" w:cs="Times New Roman"/>
+          <w:i w:val="0"/>
+          <w:iCs w:val="0"/>
+          <w:color w:val="auto"/>
+          <w:sz w:val="24"/>
+          <w:szCs w:val="24"/>
+        </w:rPr>
+        <w:t xml:space="preserve">. </w:t>
+      </w:r>
+    </w:p>
+    <w:p>
+      <w:r>
+        <w:rPr>
+          <w:noProof/>
         </w:rPr>
         <w:lastRenderedPageBreak/>
-        <w:t>stationary phase of the simulations</w:t>
-      </w:r>
-      <w:r>
-        <w:rPr>
-          <w:rFonts w:ascii="Times New Roman" w:hAnsi="Times New Roman" w:cs="Times New Roman"/>
-          <w:i w:val="0"/>
-          <w:iCs w:val="0"/>
-          <w:color w:val="auto"/>
-          <w:sz w:val="24"/>
-          <w:szCs w:val="24"/>
-        </w:rPr>
-        <w:t xml:space="preserve">. </w:t>
-      </w:r>
-      <w:r>
-        <w:rPr>
-          <w:rFonts w:ascii="Times New Roman" w:hAnsi="Times New Roman" w:cs="Times New Roman"/>
-          <w:noProof/>
-          <w:sz w:val="24"/>
-          <w:szCs w:val="24"/>
-        </w:rPr>
         <w:drawing>
-          <wp:inline distT="0" distB="0" distL="0" distR="0" wp14:anchorId="4D996CA5" wp14:editId="508BFAE0">
-            <wp:extent cx="5731510" cy="3183255"/>
+          <wp:inline distT="0" distB="0" distL="0" distR="0" wp14:anchorId="798E765D" wp14:editId="12CB1B9E">
+            <wp:extent cx="5731510" cy="2865755"/>
             <wp:effectExtent l="0" t="0" r="2540" b="0"/>
-            <wp:docPr id="1759503233" name="Picture 1759503233" descr="A white background with black lines&#10;&#10;Description automatically generated"/>
+            <wp:docPr id="655994473" name="Picture 7"/>
             <wp:cNvGraphicFramePr>
               <a:graphicFrameLocks xmlns:a="http://schemas.openxmlformats.org/drawingml/2006/main" noChangeAspect="1"/>
             </wp:cNvGraphicFramePr>
@@ -8485,13 +7985,13 @@
               <a:graphicData uri="http://schemas.openxmlformats.org/drawingml/2006/picture">
                 <pic:pic xmlns:pic="http://schemas.openxmlformats.org/drawingml/2006/picture">
                   <pic:nvPicPr>
-                    <pic:cNvPr id="1759503233" name="Picture 7" descr="A white background with black lines&#10;&#10;Description automatically generated"/>
+                    <pic:cNvPr id="0" name="Picture 13"/>
                     <pic:cNvPicPr>
                       <a:picLocks noChangeAspect="1" noChangeArrowheads="1"/>
                     </pic:cNvPicPr>
                   </pic:nvPicPr>
                   <pic:blipFill>
-                    <a:blip r:embed="rId16">
+                    <a:blip r:embed="rId16" cstate="print">
                       <a:extLst>
                         <a:ext uri="{28A0092B-C50C-407E-A947-70E740481C1C}">
                           <a14:useLocalDpi xmlns:a14="http://schemas.microsoft.com/office/drawing/2010/main" val="0"/>
@@ -8506,7 +8006,7 @@
                   <pic:spPr bwMode="auto">
                     <a:xfrm>
                       <a:off x="0" y="0"/>
-                      <a:ext cx="5731510" cy="3183255"/>
+                      <a:ext cx="5731510" cy="2865755"/>
                     </a:xfrm>
                     <a:prstGeom prst="rect">
                       <a:avLst/>
@@ -8801,35 +8301,7 @@
           <w:szCs w:val="24"/>
           <w14:ligatures w14:val="none"/>
         </w:rPr>
-        <w:t xml:space="preserve">. Simulations were conducted for community size of 10000 individuals over </w:t>
-      </w:r>
-      <w:proofErr w:type="gramStart"/>
-      <w:r>
-        <w:rPr>
-          <w:rFonts w:ascii="Times New Roman" w:eastAsia="SimSun" w:hAnsi="Times New Roman" w:cs="Times New Roman"/>
-          <w:i w:val="0"/>
-          <w:iCs w:val="0"/>
-          <w:color w:val="auto"/>
-          <w:kern w:val="0"/>
-          <w:sz w:val="24"/>
-          <w:szCs w:val="24"/>
-          <w14:ligatures w14:val="none"/>
-        </w:rPr>
-        <w:t>1800 time</w:t>
-      </w:r>
-      <w:proofErr w:type="gramEnd"/>
-      <w:r>
-        <w:rPr>
-          <w:rFonts w:ascii="Times New Roman" w:eastAsia="SimSun" w:hAnsi="Times New Roman" w:cs="Times New Roman"/>
-          <w:i w:val="0"/>
-          <w:iCs w:val="0"/>
-          <w:color w:val="auto"/>
-          <w:kern w:val="0"/>
-          <w:sz w:val="24"/>
-          <w:szCs w:val="24"/>
-          <w14:ligatures w14:val="none"/>
-        </w:rPr>
-        <w:t xml:space="preserve"> steps using the combinations of </w:t>
+        <w:t xml:space="preserve">. Simulations were conducted for community size of 10000 individuals over 1800 time steps using the combinations of </w:t>
       </w:r>
       <m:oMath>
         <m:sSub>
@@ -9126,29 +8598,16 @@
         </w:rPr>
         <w:t xml:space="preserve">over the final </w:t>
       </w:r>
-      <w:proofErr w:type="gramStart"/>
-      <w:r>
-        <w:rPr>
-          <w:rFonts w:ascii="Times New Roman" w:hAnsi="Times New Roman" w:cs="Times New Roman"/>
-          <w:i w:val="0"/>
-          <w:iCs w:val="0"/>
-          <w:color w:val="auto"/>
-          <w:sz w:val="24"/>
-          <w:szCs w:val="24"/>
-        </w:rPr>
-        <w:t>1000 time</w:t>
-      </w:r>
-      <w:proofErr w:type="gramEnd"/>
-      <w:r>
-        <w:rPr>
-          <w:rFonts w:ascii="Times New Roman" w:hAnsi="Times New Roman" w:cs="Times New Roman"/>
-          <w:i w:val="0"/>
-          <w:iCs w:val="0"/>
-          <w:color w:val="auto"/>
-          <w:sz w:val="24"/>
-          <w:szCs w:val="24"/>
-        </w:rPr>
-        <w:t xml:space="preserve"> steps</w:t>
+      <w:r>
+        <w:rPr>
+          <w:rFonts w:ascii="Times New Roman" w:hAnsi="Times New Roman" w:cs="Times New Roman"/>
+          <w:i w:val="0"/>
+          <w:iCs w:val="0"/>
+          <w:color w:val="auto"/>
+          <w:sz w:val="24"/>
+          <w:szCs w:val="24"/>
+        </w:rPr>
+        <w:t>1000 time steps</w:t>
       </w:r>
       <w:r>
         <w:rPr>
